--- a/tests/fixtures/uploads/complex/tracked_changes.docx
+++ b/tests/fixtures/uploads/complex/tracked_changes.docx
@@ -4,14 +4,15 @@
   <w:body>
     <w:p>
       <w:r>
-        <w:ins w:id="1" w:author="Test Author" w:date="2025-09-21T00:00:00Z">
-          <w:t> This is inserted text. </w:t>
-        </w:ins>
+        <w:t>This is a document with </w:t>
       </w:r>
-    </w:p>
-    <w:p>
+      <w:ins w:id="1" w:author="Test Author" w:date="2025-09-21T00:00:00Z">
+        <w:r>
+          <w:t>inserted text</w:t>
+        </w:r>
+      </w:ins>
       <w:r>
-        <w:t>Normal text.</w:t>
+        <w:t> and some normal text.</w:t>
       </w:r>
     </w:p>
   </w:body>
